--- a/Lessons/Romi Lesson 3 - Methods, Classes, and Objects.docx
+++ b/Lessons/Romi Lesson 3 - Methods, Classes, and Objects.docx
@@ -563,12 +563,12 @@
           <wp:inline distB="19050" distT="19050" distL="19050" distR="19050">
             <wp:extent cx="5762625" cy="1676400"/>
             <wp:effectExtent b="0" l="0" r="0" t="0"/>
-            <wp:docPr id="7" name="image3.png"/>
+            <wp:docPr id="6" name="image1.png"/>
             <a:graphic>
               <a:graphicData uri="http://schemas.openxmlformats.org/drawingml/2006/picture">
                 <pic:pic>
                   <pic:nvPicPr>
-                    <pic:cNvPr id="0" name="image3.png"/>
+                    <pic:cNvPr id="0" name="image1.png"/>
                     <pic:cNvPicPr preferRelativeResize="0"/>
                   </pic:nvPicPr>
                   <pic:blipFill>
@@ -775,12 +775,12 @@
           <wp:inline distB="19050" distT="19050" distL="19050" distR="19050">
             <wp:extent cx="5943601" cy="2609850"/>
             <wp:effectExtent b="0" l="0" r="0" t="0"/>
-            <wp:docPr id="10" name="image10.png"/>
+            <wp:docPr id="9" name="image5.png"/>
             <a:graphic>
               <a:graphicData uri="http://schemas.openxmlformats.org/drawingml/2006/picture">
                 <pic:pic>
                   <pic:nvPicPr>
-                    <pic:cNvPr id="0" name="image10.png"/>
+                    <pic:cNvPr id="0" name="image5.png"/>
                     <pic:cNvPicPr preferRelativeResize="0"/>
                   </pic:nvPicPr>
                   <pic:blipFill>
@@ -1485,12 +1485,12 @@
           <wp:inline distB="19050" distT="19050" distL="19050" distR="19050">
             <wp:extent cx="2647950" cy="3305174"/>
             <wp:effectExtent b="0" l="0" r="0" t="0"/>
-            <wp:docPr id="9" name="image6.png"/>
+            <wp:docPr id="8" name="image3.png"/>
             <a:graphic>
               <a:graphicData uri="http://schemas.openxmlformats.org/drawingml/2006/picture">
                 <pic:pic>
                   <pic:nvPicPr>
-                    <pic:cNvPr id="0" name="image6.png"/>
+                    <pic:cNvPr id="0" name="image3.png"/>
                     <pic:cNvPicPr preferRelativeResize="0"/>
                   </pic:nvPicPr>
                   <pic:blipFill>
@@ -2127,7 +2127,7 @@
           <wp:inline distB="114300" distT="114300" distL="114300" distR="114300">
             <wp:extent cx="5943600" cy="1609725"/>
             <wp:effectExtent b="0" l="0" r="0" t="0"/>
-            <wp:docPr id="8" name="image4.png"/>
+            <wp:docPr id="7" name="image4.png"/>
             <a:graphic>
               <a:graphicData uri="http://schemas.openxmlformats.org/drawingml/2006/picture">
                 <pic:pic>
@@ -2212,34 +2212,401 @@
           <w:vertAlign w:val="baseline"/>
           <w:rtl w:val="0"/>
         </w:rPr>
-        <w:t xml:space="preserve">4. Move your cursor to inside the curly brackets on line 2</w:t>
-      </w:r>
-      <w:r>
-        <w:rPr>
-          <w:sz w:val="21.989999771118164"/>
-          <w:szCs w:val="21.989999771118164"/>
-          <w:rtl w:val="0"/>
-        </w:rPr>
-        <w:t xml:space="preserve">6</w:t>
-      </w:r>
-      <w:r>
-        <w:rPr>
-          <w:rFonts w:ascii="Arial" w:cs="Arial" w:eastAsia="Arial" w:hAnsi="Arial"/>
-          <w:b w:val="0"/>
-          <w:bCs w:val="0"/>
-          <w:i w:val="0"/>
-          <w:iCs w:val="0"/>
-          <w:smallCaps w:val="0"/>
-          <w:strike w:val="0"/>
-          <w:color w:val="000000"/>
-          <w:sz w:val="21.989999771118164"/>
-          <w:szCs w:val="21.989999771118164"/>
-          <w:u w:val="none"/>
-          <w:shd w:fill="auto" w:val="clear"/>
-          <w:vertAlign w:val="baseline"/>
-          <w:rtl w:val="0"/>
-        </w:rPr>
-        <w:t xml:space="preserve"> (this time NOT the parentheses.) Press enter and then add a line of code by typing “m_io.setGreenLed(true);”. Your execute method should now look like this: </w:t>
+        <w:t xml:space="preserve">4. Move your cursor to inside the curly brackets on line </w:t>
+      </w:r>
+      <w:r>
+        <w:rPr>
+          <w:sz w:val="21.989999771118164"/>
+          <w:szCs w:val="21.989999771118164"/>
+          <w:rtl w:val="0"/>
+        </w:rPr>
+        <w:t xml:space="preserve">22 </w:t>
+      </w:r>
+      <w:r>
+        <w:rPr>
+          <w:rFonts w:ascii="Arial" w:cs="Arial" w:eastAsia="Arial" w:hAnsi="Arial"/>
+          <w:b w:val="0"/>
+          <w:bCs w:val="0"/>
+          <w:i w:val="0"/>
+          <w:iCs w:val="0"/>
+          <w:smallCaps w:val="0"/>
+          <w:strike w:val="0"/>
+          <w:color w:val="000000"/>
+          <w:sz w:val="21.989999771118164"/>
+          <w:szCs w:val="21.989999771118164"/>
+          <w:u w:val="none"/>
+          <w:shd w:fill="auto" w:val="clear"/>
+          <w:vertAlign w:val="baseline"/>
+          <w:rtl w:val="0"/>
+        </w:rPr>
+        <w:t xml:space="preserve">(this time NOT the parentheses.) Press enter and then add a line of code by typing “m_io.setGreenLed(true);”. Your </w:t>
+      </w:r>
+      <w:r>
+        <w:rPr>
+          <w:sz w:val="21.989999771118164"/>
+          <w:szCs w:val="21.989999771118164"/>
+          <w:rtl w:val="0"/>
+        </w:rPr>
+        <w:t xml:space="preserve">initialize </w:t>
+      </w:r>
+      <w:r>
+        <w:rPr>
+          <w:rFonts w:ascii="Arial" w:cs="Arial" w:eastAsia="Arial" w:hAnsi="Arial"/>
+          <w:b w:val="0"/>
+          <w:bCs w:val="0"/>
+          <w:i w:val="0"/>
+          <w:iCs w:val="0"/>
+          <w:smallCaps w:val="0"/>
+          <w:strike w:val="0"/>
+          <w:color w:val="000000"/>
+          <w:sz w:val="21.989999771118164"/>
+          <w:szCs w:val="21.989999771118164"/>
+          <w:u w:val="none"/>
+          <w:shd w:fill="auto" w:val="clear"/>
+          <w:vertAlign w:val="baseline"/>
+          <w:rtl w:val="0"/>
+        </w:rPr>
+        <w:t xml:space="preserve">method should now look like this: </w:t>
+      </w:r>
+    </w:p>
+    <w:p>
+      <w:pPr>
+        <w:keepNext w:val="0"/>
+        <w:keepLines w:val="0"/>
+        <w:pageBreakBefore w:val="0"/>
+        <w:widowControl w:val="0"/>
+        <w:pBdr>
+          <w:top w:space="0" w:sz="0" w:val="nil"/>
+          <w:left w:space="0" w:sz="0" w:val="nil"/>
+          <w:bottom w:space="0" w:sz="0" w:val="nil"/>
+          <w:right w:space="0" w:sz="0" w:val="nil"/>
+          <w:between w:space="0" w:sz="0" w:val="nil"/>
+        </w:pBdr>
+        <w:shd w:fill="auto" w:val="clear"/>
+        <w:spacing w:after="0" w:before="64.6221923828125" w:line="201.25086307525635" w:lineRule="auto"/>
+        <w:ind w:left="382.9164123535156" w:right="0" w:firstLine="1091.4817810058594"/>
+        <w:jc w:val="both"/>
+        <w:rPr>
+          <w:sz w:val="21.989999771118164"/>
+          <w:szCs w:val="21.989999771118164"/>
+        </w:rPr>
+      </w:pPr>
+      <w:r>
+        <w:rPr>
+          <w:rtl w:val="0"/>
+        </w:rPr>
+      </w:r>
+    </w:p>
+    <w:p>
+      <w:pPr>
+        <w:widowControl w:val="0"/>
+        <w:shd w:fill="1f1f1f" w:val="clear"/>
+        <w:spacing w:before="64.6221923828125" w:line="325.71428571428567" w:lineRule="auto"/>
+        <w:ind w:left="382.9164123535156" w:firstLine="1091.4817810058594"/>
+        <w:jc w:val="both"/>
+        <w:rPr>
+          <w:rFonts w:ascii="Courier New" w:cs="Courier New" w:eastAsia="Courier New" w:hAnsi="Courier New"/>
+          <w:color w:val="6a9955"/>
+          <w:sz w:val="21"/>
+          <w:szCs w:val="21"/>
+        </w:rPr>
+      </w:pPr>
+      <w:r>
+        <w:rPr>
+          <w:rFonts w:ascii="Courier New" w:cs="Courier New" w:eastAsia="Courier New" w:hAnsi="Courier New"/>
+          <w:color w:val="cccccc"/>
+          <w:sz w:val="21"/>
+          <w:szCs w:val="21"/>
+          <w:rtl w:val="0"/>
+        </w:rPr>
+        <w:t xml:space="preserve"> </w:t>
+      </w:r>
+      <w:r>
+        <w:rPr>
+          <w:rFonts w:ascii="Courier New" w:cs="Courier New" w:eastAsia="Courier New" w:hAnsi="Courier New"/>
+          <w:color w:val="6a9955"/>
+          <w:sz w:val="21"/>
+          <w:szCs w:val="21"/>
+          <w:rtl w:val="0"/>
+        </w:rPr>
+        <w:t xml:space="preserve">// Called when the command is initially scheduled.</w:t>
+      </w:r>
+    </w:p>
+    <w:p>
+      <w:pPr>
+        <w:widowControl w:val="0"/>
+        <w:shd w:fill="1f1f1f" w:val="clear"/>
+        <w:spacing w:before="64.6221923828125" w:line="325.71428571428567" w:lineRule="auto"/>
+        <w:ind w:left="382.9164123535156" w:firstLine="1091.4817810058594"/>
+        <w:jc w:val="both"/>
+        <w:rPr>
+          <w:rFonts w:ascii="Courier New" w:cs="Courier New" w:eastAsia="Courier New" w:hAnsi="Courier New"/>
+          <w:color w:val="4ec9b0"/>
+          <w:sz w:val="21"/>
+          <w:szCs w:val="21"/>
+        </w:rPr>
+      </w:pPr>
+      <w:r>
+        <w:rPr>
+          <w:rFonts w:ascii="Courier New" w:cs="Courier New" w:eastAsia="Courier New" w:hAnsi="Courier New"/>
+          <w:color w:val="cccccc"/>
+          <w:sz w:val="21"/>
+          <w:szCs w:val="21"/>
+          <w:rtl w:val="0"/>
+        </w:rPr>
+        <w:t xml:space="preserve">  @</w:t>
+      </w:r>
+      <w:r>
+        <w:rPr>
+          <w:rFonts w:ascii="Courier New" w:cs="Courier New" w:eastAsia="Courier New" w:hAnsi="Courier New"/>
+          <w:color w:val="4ec9b0"/>
+          <w:sz w:val="21"/>
+          <w:szCs w:val="21"/>
+          <w:rtl w:val="0"/>
+        </w:rPr>
+        <w:t xml:space="preserve">Override</w:t>
+      </w:r>
+    </w:p>
+    <w:p>
+      <w:pPr>
+        <w:widowControl w:val="0"/>
+        <w:shd w:fill="1f1f1f" w:val="clear"/>
+        <w:spacing w:before="64.6221923828125" w:line="325.71428571428567" w:lineRule="auto"/>
+        <w:ind w:left="382.9164123535156" w:firstLine="1091.4817810058594"/>
+        <w:jc w:val="both"/>
+        <w:rPr>
+          <w:rFonts w:ascii="Courier New" w:cs="Courier New" w:eastAsia="Courier New" w:hAnsi="Courier New"/>
+          <w:color w:val="cccccc"/>
+          <w:sz w:val="21"/>
+          <w:szCs w:val="21"/>
+        </w:rPr>
+      </w:pPr>
+      <w:r>
+        <w:rPr>
+          <w:rFonts w:ascii="Courier New" w:cs="Courier New" w:eastAsia="Courier New" w:hAnsi="Courier New"/>
+          <w:color w:val="cccccc"/>
+          <w:sz w:val="21"/>
+          <w:szCs w:val="21"/>
+          <w:rtl w:val="0"/>
+        </w:rPr>
+        <w:t xml:space="preserve">  </w:t>
+      </w:r>
+      <w:r>
+        <w:rPr>
+          <w:rFonts w:ascii="Courier New" w:cs="Courier New" w:eastAsia="Courier New" w:hAnsi="Courier New"/>
+          <w:color w:val="569cd6"/>
+          <w:sz w:val="21"/>
+          <w:szCs w:val="21"/>
+          <w:rtl w:val="0"/>
+        </w:rPr>
+        <w:t xml:space="preserve">public</w:t>
+      </w:r>
+      <w:r>
+        <w:rPr>
+          <w:rFonts w:ascii="Courier New" w:cs="Courier New" w:eastAsia="Courier New" w:hAnsi="Courier New"/>
+          <w:color w:val="cccccc"/>
+          <w:sz w:val="21"/>
+          <w:szCs w:val="21"/>
+          <w:rtl w:val="0"/>
+        </w:rPr>
+        <w:t xml:space="preserve"> </w:t>
+      </w:r>
+      <w:r>
+        <w:rPr>
+          <w:rFonts w:ascii="Courier New" w:cs="Courier New" w:eastAsia="Courier New" w:hAnsi="Courier New"/>
+          <w:color w:val="4ec9b0"/>
+          <w:sz w:val="21"/>
+          <w:szCs w:val="21"/>
+          <w:rtl w:val="0"/>
+        </w:rPr>
+        <w:t xml:space="preserve">void</w:t>
+      </w:r>
+      <w:r>
+        <w:rPr>
+          <w:rFonts w:ascii="Courier New" w:cs="Courier New" w:eastAsia="Courier New" w:hAnsi="Courier New"/>
+          <w:color w:val="cccccc"/>
+          <w:sz w:val="21"/>
+          <w:szCs w:val="21"/>
+          <w:rtl w:val="0"/>
+        </w:rPr>
+        <w:t xml:space="preserve"> </w:t>
+      </w:r>
+      <w:r>
+        <w:rPr>
+          <w:rFonts w:ascii="Courier New" w:cs="Courier New" w:eastAsia="Courier New" w:hAnsi="Courier New"/>
+          <w:color w:val="dcdcaa"/>
+          <w:sz w:val="21"/>
+          <w:szCs w:val="21"/>
+          <w:rtl w:val="0"/>
+        </w:rPr>
+        <w:t xml:space="preserve">initialize</w:t>
+      </w:r>
+      <w:r>
+        <w:rPr>
+          <w:rFonts w:ascii="Courier New" w:cs="Courier New" w:eastAsia="Courier New" w:hAnsi="Courier New"/>
+          <w:color w:val="cccccc"/>
+          <w:sz w:val="21"/>
+          <w:szCs w:val="21"/>
+          <w:rtl w:val="0"/>
+        </w:rPr>
+        <w:t xml:space="preserve">() {</w:t>
+      </w:r>
+    </w:p>
+    <w:p>
+      <w:pPr>
+        <w:widowControl w:val="0"/>
+        <w:shd w:fill="1f1f1f" w:val="clear"/>
+        <w:spacing w:before="64.6221923828125" w:line="325.71428571428567" w:lineRule="auto"/>
+        <w:ind w:left="382.9164123535156" w:firstLine="1091.4817810058594"/>
+        <w:jc w:val="both"/>
+        <w:rPr>
+          <w:rFonts w:ascii="Courier New" w:cs="Courier New" w:eastAsia="Courier New" w:hAnsi="Courier New"/>
+          <w:color w:val="cccccc"/>
+          <w:sz w:val="21"/>
+          <w:szCs w:val="21"/>
+        </w:rPr>
+      </w:pPr>
+      <w:r>
+        <w:rPr>
+          <w:rFonts w:ascii="Courier New" w:cs="Courier New" w:eastAsia="Courier New" w:hAnsi="Courier New"/>
+          <w:color w:val="cccccc"/>
+          <w:sz w:val="21"/>
+          <w:szCs w:val="21"/>
+          <w:rtl w:val="0"/>
+        </w:rPr>
+        <w:t xml:space="preserve">    </w:t>
+      </w:r>
+      <w:r>
+        <w:rPr>
+          <w:rFonts w:ascii="Courier New" w:cs="Courier New" w:eastAsia="Courier New" w:hAnsi="Courier New"/>
+          <w:color w:val="4fc1ff"/>
+          <w:sz w:val="21"/>
+          <w:szCs w:val="21"/>
+          <w:rtl w:val="0"/>
+        </w:rPr>
+        <w:t xml:space="preserve">m_io</w:t>
+      </w:r>
+      <w:r>
+        <w:rPr>
+          <w:rFonts w:ascii="Courier New" w:cs="Courier New" w:eastAsia="Courier New" w:hAnsi="Courier New"/>
+          <w:color w:val="cccccc"/>
+          <w:sz w:val="21"/>
+          <w:szCs w:val="21"/>
+          <w:rtl w:val="0"/>
+        </w:rPr>
+        <w:t xml:space="preserve">.</w:t>
+      </w:r>
+      <w:r>
+        <w:rPr>
+          <w:rFonts w:ascii="Courier New" w:cs="Courier New" w:eastAsia="Courier New" w:hAnsi="Courier New"/>
+          <w:color w:val="dcdcaa"/>
+          <w:sz w:val="21"/>
+          <w:szCs w:val="21"/>
+          <w:rtl w:val="0"/>
+        </w:rPr>
+        <w:t xml:space="preserve">setGreenLed</w:t>
+      </w:r>
+      <w:r>
+        <w:rPr>
+          <w:rFonts w:ascii="Courier New" w:cs="Courier New" w:eastAsia="Courier New" w:hAnsi="Courier New"/>
+          <w:color w:val="cccccc"/>
+          <w:sz w:val="21"/>
+          <w:szCs w:val="21"/>
+          <w:rtl w:val="0"/>
+        </w:rPr>
+        <w:t xml:space="preserve">(</w:t>
+      </w:r>
+      <w:r>
+        <w:rPr>
+          <w:rFonts w:ascii="Courier New" w:cs="Courier New" w:eastAsia="Courier New" w:hAnsi="Courier New"/>
+          <w:color w:val="569cd6"/>
+          <w:sz w:val="21"/>
+          <w:szCs w:val="21"/>
+          <w:rtl w:val="0"/>
+        </w:rPr>
+        <w:t xml:space="preserve">true</w:t>
+      </w:r>
+      <w:r>
+        <w:rPr>
+          <w:rFonts w:ascii="Courier New" w:cs="Courier New" w:eastAsia="Courier New" w:hAnsi="Courier New"/>
+          <w:color w:val="cccccc"/>
+          <w:sz w:val="21"/>
+          <w:szCs w:val="21"/>
+          <w:rtl w:val="0"/>
+        </w:rPr>
+        <w:t xml:space="preserve">);</w:t>
+      </w:r>
+    </w:p>
+    <w:p>
+      <w:pPr>
+        <w:widowControl w:val="0"/>
+        <w:shd w:fill="1f1f1f" w:val="clear"/>
+        <w:spacing w:before="64.6221923828125" w:line="325.71428571428567" w:lineRule="auto"/>
+        <w:ind w:left="382.9164123535156" w:firstLine="1091.4817810058594"/>
+        <w:jc w:val="both"/>
+        <w:rPr>
+          <w:rFonts w:ascii="Courier New" w:cs="Courier New" w:eastAsia="Courier New" w:hAnsi="Courier New"/>
+          <w:color w:val="cccccc"/>
+          <w:sz w:val="21"/>
+          <w:szCs w:val="21"/>
+        </w:rPr>
+      </w:pPr>
+      <w:r>
+        <w:rPr>
+          <w:rFonts w:ascii="Courier New" w:cs="Courier New" w:eastAsia="Courier New" w:hAnsi="Courier New"/>
+          <w:color w:val="cccccc"/>
+          <w:sz w:val="21"/>
+          <w:szCs w:val="21"/>
+          <w:rtl w:val="0"/>
+        </w:rPr>
+        <w:t xml:space="preserve">  }</w:t>
+      </w:r>
+    </w:p>
+    <w:p>
+      <w:pPr>
+        <w:keepNext w:val="0"/>
+        <w:keepLines w:val="0"/>
+        <w:pageBreakBefore w:val="0"/>
+        <w:widowControl w:val="0"/>
+        <w:pBdr>
+          <w:top w:space="0" w:sz="0" w:val="nil"/>
+          <w:left w:space="0" w:sz="0" w:val="nil"/>
+          <w:bottom w:space="0" w:sz="0" w:val="nil"/>
+          <w:right w:space="0" w:sz="0" w:val="nil"/>
+          <w:between w:space="0" w:sz="0" w:val="nil"/>
+        </w:pBdr>
+        <w:shd w:fill="auto" w:val="clear"/>
+        <w:spacing w:after="0" w:before="64.6221923828125" w:line="201.25086307525635" w:lineRule="auto"/>
+        <w:ind w:left="382.9164123535156" w:right="0" w:firstLine="1091.4817810058594"/>
+        <w:jc w:val="both"/>
+        <w:rPr>
+          <w:sz w:val="21.989999771118164"/>
+          <w:szCs w:val="21.989999771118164"/>
+        </w:rPr>
+      </w:pPr>
+      <w:r>
+        <w:rPr>
+          <w:rtl w:val="0"/>
+        </w:rPr>
+      </w:r>
+    </w:p>
+    <w:p>
+      <w:pPr>
+        <w:widowControl w:val="0"/>
+        <w:spacing w:before="108.30078125" w:line="217.34493255615234" w:lineRule="auto"/>
+        <w:ind w:left="22.916412353515625" w:right="915" w:firstLine="0"/>
+        <w:rPr>
+          <w:sz w:val="21.989999771118164"/>
+          <w:szCs w:val="21.989999771118164"/>
+        </w:rPr>
+      </w:pPr>
+      <w:r>
+        <w:rPr>
+          <w:sz w:val="21.989999771118164"/>
+          <w:szCs w:val="21.989999771118164"/>
+          <w:rtl w:val="0"/>
+        </w:rPr>
+        <w:t xml:space="preserve">Since the default command template isfinished() is set to false, the command will continue to run.  You need to set isfinished() to return true so that the command will not continue to run.</w:t>
       </w:r>
     </w:p>
     <w:p>
@@ -2258,90 +2625,40 @@
         <w:shd w:fill="auto" w:val="clear"/>
         <w:spacing w:after="0" w:before="108.30078125" w:line="217.34493255615234" w:lineRule="auto"/>
         <w:ind w:left="22.916412353515625" w:right="915" w:firstLine="0"/>
-        <w:jc w:val="center"/>
-        <w:rPr>
-          <w:rFonts w:ascii="Arial" w:cs="Arial" w:eastAsia="Arial" w:hAnsi="Arial"/>
-          <w:b w:val="0"/>
-          <w:bCs w:val="0"/>
-          <w:i w:val="0"/>
-          <w:iCs w:val="0"/>
-          <w:smallCaps w:val="0"/>
-          <w:strike w:val="0"/>
-          <w:color w:val="000000"/>
-          <w:sz w:val="21.989999771118164"/>
-          <w:szCs w:val="21.989999771118164"/>
-          <w:u w:val="none"/>
-          <w:shd w:fill="auto" w:val="clear"/>
-          <w:vertAlign w:val="baseline"/>
-        </w:rPr>
-      </w:pPr>
-      <w:r>
-        <w:rPr>
-          <w:rFonts w:ascii="Arial" w:cs="Arial" w:eastAsia="Arial" w:hAnsi="Arial"/>
-          <w:b w:val="0"/>
-          <w:bCs w:val="0"/>
-          <w:i w:val="0"/>
-          <w:iCs w:val="0"/>
-          <w:smallCaps w:val="0"/>
-          <w:strike w:val="0"/>
-          <w:color w:val="000000"/>
-          <w:sz w:val="21.989999771118164"/>
-          <w:szCs w:val="21.989999771118164"/>
-          <w:u w:val="none"/>
-          <w:shd w:fill="auto" w:val="clear"/>
-          <w:vertAlign w:val="baseline"/>
-        </w:rPr>
-        <w:drawing>
-          <wp:inline distB="19050" distT="19050" distL="19050" distR="19050">
-            <wp:extent cx="5876925" cy="1114425"/>
-            <wp:effectExtent b="0" l="0" r="0" t="0"/>
-            <wp:docPr id="5" name="image8.png"/>
-            <a:graphic>
-              <a:graphicData uri="http://schemas.openxmlformats.org/drawingml/2006/picture">
-                <pic:pic>
-                  <pic:nvPicPr>
-                    <pic:cNvPr id="0" name="image8.png"/>
-                    <pic:cNvPicPr preferRelativeResize="0"/>
-                  </pic:nvPicPr>
-                  <pic:blipFill>
-                    <a:blip r:embed="rId10"/>
-                    <a:srcRect b="0" l="0" r="0" t="0"/>
-                    <a:stretch>
-                      <a:fillRect/>
-                    </a:stretch>
-                  </pic:blipFill>
-                  <pic:spPr>
-                    <a:xfrm>
-                      <a:off x="0" y="0"/>
-                      <a:ext cx="5876925" cy="1114425"/>
-                    </a:xfrm>
-                    <a:prstGeom prst="rect"/>
-                    <a:ln/>
-                  </pic:spPr>
-                </pic:pic>
-              </a:graphicData>
-            </a:graphic>
-          </wp:inline>
-        </w:drawing>
-      </w:r>
-      <w:r>
-        <w:rPr>
-          <w:rFonts w:ascii="Arial" w:cs="Arial" w:eastAsia="Arial" w:hAnsi="Arial"/>
-          <w:b w:val="0"/>
-          <w:bCs w:val="0"/>
-          <w:i w:val="0"/>
-          <w:iCs w:val="0"/>
-          <w:smallCaps w:val="0"/>
-          <w:strike w:val="0"/>
-          <w:color w:val="000000"/>
-          <w:sz w:val="21.989999771118164"/>
-          <w:szCs w:val="21.989999771118164"/>
-          <w:u w:val="none"/>
-          <w:shd w:fill="auto" w:val="clear"/>
-          <w:vertAlign w:val="baseline"/>
-          <w:rtl w:val="0"/>
-        </w:rPr>
-        <w:t xml:space="preserve">Congratulations! You’ve now created your first robot command. Unfortunately, there’s no way to activate this command yet, but we’ll add that in a moment. First, let’s create the sister command that turns the LED off. Follow the steps above again to create another command in the same folder, but call </w:t>
+        <w:rPr>
+          <w:rFonts w:ascii="Arial" w:cs="Arial" w:eastAsia="Arial" w:hAnsi="Arial"/>
+          <w:b w:val="0"/>
+          <w:bCs w:val="0"/>
+          <w:i w:val="0"/>
+          <w:iCs w:val="0"/>
+          <w:smallCaps w:val="0"/>
+          <w:strike w:val="0"/>
+          <w:color w:val="000000"/>
+          <w:sz w:val="21.989999771118164"/>
+          <w:szCs w:val="21.989999771118164"/>
+          <w:u w:val="none"/>
+          <w:shd w:fill="auto" w:val="clear"/>
+          <w:vertAlign w:val="baseline"/>
+        </w:rPr>
+      </w:pPr>
+      <w:r>
+        <w:rPr>
+          <w:rFonts w:ascii="Arial" w:cs="Arial" w:eastAsia="Arial" w:hAnsi="Arial"/>
+          <w:b w:val="0"/>
+          <w:bCs w:val="0"/>
+          <w:i w:val="0"/>
+          <w:iCs w:val="0"/>
+          <w:smallCaps w:val="0"/>
+          <w:strike w:val="0"/>
+          <w:color w:val="000000"/>
+          <w:sz w:val="21.989999771118164"/>
+          <w:szCs w:val="21.989999771118164"/>
+          <w:u w:val="none"/>
+          <w:shd w:fill="auto" w:val="clear"/>
+          <w:vertAlign w:val="baseline"/>
+          <w:rtl w:val="0"/>
+        </w:rPr>
+        <w:t xml:space="preserve">Congratulations! You’ve now created your first robot command. Unfortunately, there’s no way to activate this command yet, but we’ll add that in a moment. </w:t>
       </w:r>
     </w:p>
     <w:p>
@@ -2358,43 +2675,50 @@
           <w:between w:space="0" w:sz="0" w:val="nil"/>
         </w:pBdr>
         <w:shd w:fill="auto" w:val="clear"/>
-        <w:spacing w:after="0" w:before="22.3931884765625" w:line="268.5692882537842" w:lineRule="auto"/>
-        <w:ind w:left="28.1939697265625" w:right="1138.6083984375" w:firstLine="5.497589111328125"/>
-        <w:jc w:val="both"/>
-        <w:rPr>
-          <w:rFonts w:ascii="Arial" w:cs="Arial" w:eastAsia="Arial" w:hAnsi="Arial"/>
-          <w:b w:val="0"/>
-          <w:bCs w:val="0"/>
-          <w:i w:val="0"/>
-          <w:iCs w:val="0"/>
-          <w:smallCaps w:val="0"/>
-          <w:strike w:val="0"/>
-          <w:color w:val="000000"/>
-          <w:sz w:val="21.989999771118164"/>
-          <w:szCs w:val="21.989999771118164"/>
-          <w:u w:val="none"/>
-          <w:shd w:fill="auto" w:val="clear"/>
-          <w:vertAlign w:val="baseline"/>
-        </w:rPr>
-      </w:pPr>
-      <w:r>
-        <w:rPr>
-          <w:rFonts w:ascii="Arial" w:cs="Arial" w:eastAsia="Arial" w:hAnsi="Arial"/>
-          <w:b w:val="0"/>
-          <w:bCs w:val="0"/>
-          <w:i w:val="0"/>
-          <w:iCs w:val="0"/>
-          <w:smallCaps w:val="0"/>
-          <w:strike w:val="0"/>
-          <w:color w:val="000000"/>
-          <w:sz w:val="21.989999771118164"/>
-          <w:szCs w:val="21.989999771118164"/>
-          <w:u w:val="none"/>
-          <w:shd w:fill="auto" w:val="clear"/>
-          <w:vertAlign w:val="baseline"/>
-          <w:rtl w:val="0"/>
-        </w:rPr>
-        <w:t xml:space="preserve">it “TurnLedOff”. Follow all the same steps to add the code to the new command, but when you get to line 27 where you do m_io.setGreenLed(true);, use “false” instead of “true”. Once you’ve created the second command, it’s time to hook them up to a joystick button.</w:t>
+        <w:spacing w:after="0" w:before="108.30078125" w:line="217.34493255615234" w:lineRule="auto"/>
+        <w:ind w:left="22.916412353515625" w:right="915" w:firstLine="0"/>
+        <w:rPr>
+          <w:rFonts w:ascii="Arial" w:cs="Arial" w:eastAsia="Arial" w:hAnsi="Arial"/>
+          <w:b w:val="0"/>
+          <w:bCs w:val="0"/>
+          <w:i w:val="0"/>
+          <w:iCs w:val="0"/>
+          <w:smallCaps w:val="0"/>
+          <w:strike w:val="0"/>
+          <w:color w:val="000000"/>
+          <w:sz w:val="21.989999771118164"/>
+          <w:szCs w:val="21.989999771118164"/>
+          <w:u w:val="none"/>
+          <w:shd w:fill="auto" w:val="clear"/>
+          <w:vertAlign w:val="baseline"/>
+        </w:rPr>
+      </w:pPr>
+      <w:r>
+        <w:rPr>
+          <w:sz w:val="21.989999771118164"/>
+          <w:szCs w:val="21.989999771118164"/>
+          <w:rtl w:val="0"/>
+        </w:rPr>
+        <w:t xml:space="preserve">       </w:t>
+      </w:r>
+      <w:r>
+        <w:rPr>
+          <w:rFonts w:ascii="Arial" w:cs="Arial" w:eastAsia="Arial" w:hAnsi="Arial"/>
+          <w:b w:val="0"/>
+          <w:bCs w:val="0"/>
+          <w:i w:val="0"/>
+          <w:iCs w:val="0"/>
+          <w:smallCaps w:val="0"/>
+          <w:strike w:val="0"/>
+          <w:color w:val="000000"/>
+          <w:sz w:val="21.989999771118164"/>
+          <w:szCs w:val="21.989999771118164"/>
+          <w:u w:val="none"/>
+          <w:shd w:fill="auto" w:val="clear"/>
+          <w:vertAlign w:val="baseline"/>
+          <w:rtl w:val="0"/>
+        </w:rPr>
+        <w:t xml:space="preserve">First, let’s create the sister command that turns the LED off. Follow the steps above again to create another command in the same folder, but call it “TurnLedOff”. Follow all the same steps to add the code to the new command, but when you get to line 27 where you do m_io.setGreenLed(true);, use “false” instead of “true”. Once you’ve created the second command, it’s time to hook them up to a joystick button.</w:t>
       </w:r>
     </w:p>
     <w:p>
@@ -2503,7 +2827,7 @@
           <wp:inline distB="19050" distT="19050" distL="19050" distR="19050">
             <wp:extent cx="1800225" cy="2371725"/>
             <wp:effectExtent b="0" l="0" r="0" t="0"/>
-            <wp:docPr id="6" name="image7.png"/>
+            <wp:docPr id="5" name="image7.png"/>
             <a:graphic>
               <a:graphicData uri="http://schemas.openxmlformats.org/drawingml/2006/picture">
                 <pic:pic>
@@ -2512,7 +2836,7 @@
                     <pic:cNvPicPr preferRelativeResize="0"/>
                   </pic:nvPicPr>
                   <pic:blipFill>
-                    <a:blip r:embed="rId11"/>
+                    <a:blip r:embed="rId10"/>
                     <a:srcRect b="0" l="0" r="0" t="0"/>
                     <a:stretch>
                       <a:fillRect/>
@@ -2622,16 +2946,16 @@
           <wp:inline distB="114300" distT="114300" distL="114300" distR="114300">
             <wp:extent cx="6267450" cy="1352550"/>
             <wp:effectExtent b="0" l="0" r="0" t="0"/>
-            <wp:docPr id="4" name="image1.png"/>
+            <wp:docPr id="4" name="image8.png"/>
             <a:graphic>
               <a:graphicData uri="http://schemas.openxmlformats.org/drawingml/2006/picture">
                 <pic:pic>
                   <pic:nvPicPr>
-                    <pic:cNvPr id="0" name="image1.png"/>
+                    <pic:cNvPr id="0" name="image8.png"/>
                     <pic:cNvPicPr preferRelativeResize="0"/>
                   </pic:nvPicPr>
                   <pic:blipFill>
-                    <a:blip r:embed="rId12"/>
+                    <a:blip r:embed="rId11"/>
                     <a:srcRect b="0" l="0" r="0" t="0"/>
                     <a:stretch>
                       <a:fillRect/>
@@ -2816,16 +3140,16 @@
           <wp:inline distB="19050" distT="19050" distL="19050" distR="19050">
             <wp:extent cx="5705476" cy="1133475"/>
             <wp:effectExtent b="0" l="0" r="0" t="0"/>
-            <wp:docPr id="2" name="image9.png"/>
+            <wp:docPr id="2" name="image2.png"/>
             <a:graphic>
               <a:graphicData uri="http://schemas.openxmlformats.org/drawingml/2006/picture">
                 <pic:pic>
                   <pic:nvPicPr>
-                    <pic:cNvPr id="0" name="image9.png"/>
+                    <pic:cNvPr id="0" name="image2.png"/>
                     <pic:cNvPicPr preferRelativeResize="0"/>
                   </pic:nvPicPr>
                   <pic:blipFill>
-                    <a:blip r:embed="rId13"/>
+                    <a:blip r:embed="rId12"/>
                     <a:srcRect b="0" l="0" r="0" t="0"/>
                     <a:stretch>
                       <a:fillRect/>
@@ -2896,16 +3220,16 @@
           <wp:inline distB="114300" distT="114300" distL="114300" distR="114300">
             <wp:extent cx="6479793" cy="876300"/>
             <wp:effectExtent b="0" l="0" r="0" t="0"/>
-            <wp:docPr id="1" name="image2.png"/>
+            <wp:docPr id="1" name="image9.png"/>
             <a:graphic>
               <a:graphicData uri="http://schemas.openxmlformats.org/drawingml/2006/picture">
                 <pic:pic>
                   <pic:nvPicPr>
-                    <pic:cNvPr id="0" name="image2.png"/>
+                    <pic:cNvPr id="0" name="image9.png"/>
                     <pic:cNvPicPr preferRelativeResize="0"/>
                   </pic:nvPicPr>
                   <pic:blipFill>
-                    <a:blip r:embed="rId14"/>
+                    <a:blip r:embed="rId13"/>
                     <a:srcRect b="0" l="0" r="0" t="0"/>
                     <a:stretch>
                       <a:fillRect/>
@@ -3078,19 +3402,8 @@
         <w:ind w:left="22.696533203125" w:right="809.998779296875" w:firstLine="11.701507568359375"/>
         <w:jc w:val="left"/>
         <w:rPr>
-          <w:rFonts w:ascii="Arial" w:cs="Arial" w:eastAsia="Arial" w:hAnsi="Arial"/>
-          <w:b w:val="0"/>
-          <w:bCs w:val="0"/>
-          <w:i w:val="0"/>
-          <w:iCs w:val="0"/>
-          <w:smallCaps w:val="0"/>
-          <w:strike w:val="0"/>
-          <w:color w:val="000000"/>
-          <w:sz w:val="21.989999771118164"/>
-          <w:szCs w:val="21.989999771118164"/>
-          <w:u w:val="none"/>
-          <w:shd w:fill="auto" w:val="clear"/>
-          <w:vertAlign w:val="baseline"/>
+          <w:sz w:val="21.989999771118164"/>
+          <w:szCs w:val="21.989999771118164"/>
         </w:rPr>
       </w:pPr>
       <w:r>
@@ -3113,16 +3426,16 @@
           <wp:inline distB="19050" distT="19050" distL="19050" distR="19050">
             <wp:extent cx="5943601" cy="714375"/>
             <wp:effectExtent b="0" l="0" r="0" t="0"/>
-            <wp:docPr id="3" name="image5.png"/>
+            <wp:docPr id="3" name="image6.png"/>
             <a:graphic>
               <a:graphicData uri="http://schemas.openxmlformats.org/drawingml/2006/picture">
                 <pic:pic>
                   <pic:nvPicPr>
-                    <pic:cNvPr id="0" name="image5.png"/>
+                    <pic:cNvPr id="0" name="image6.png"/>
                     <pic:cNvPicPr preferRelativeResize="0"/>
                   </pic:nvPicPr>
                   <pic:blipFill>
-                    <a:blip r:embed="rId15"/>
+                    <a:blip r:embed="rId14"/>
                     <a:srcRect b="0" l="0" r="0" t="0"/>
                     <a:stretch>
                       <a:fillRect/>
@@ -3160,6 +3473,39 @@
           <w:rtl w:val="0"/>
         </w:rPr>
         <w:t xml:space="preserve">Now you’re done! You can deploy your code to your Romi, enable it, and try pressing your button. You will notice that a light near the back of the Romi lights up while you’re holding the button down, and turns off when you release it.</w:t>
+      </w:r>
+      <w:r>
+        <w:rPr>
+          <w:rtl w:val="0"/>
+        </w:rPr>
+      </w:r>
+    </w:p>
+    <w:p>
+      <w:pPr>
+        <w:keepNext w:val="0"/>
+        <w:keepLines w:val="0"/>
+        <w:pageBreakBefore w:val="0"/>
+        <w:widowControl w:val="0"/>
+        <w:pBdr>
+          <w:top w:space="0" w:sz="0" w:val="nil"/>
+          <w:left w:space="0" w:sz="0" w:val="nil"/>
+          <w:bottom w:space="0" w:sz="0" w:val="nil"/>
+          <w:right w:space="0" w:sz="0" w:val="nil"/>
+          <w:between w:space="0" w:sz="0" w:val="nil"/>
+        </w:pBdr>
+        <w:shd w:fill="auto" w:val="clear"/>
+        <w:spacing w:after="0" w:before="71.5814208984375" w:line="223.78838539123535" w:lineRule="auto"/>
+        <w:ind w:left="22.696533203125" w:right="809.998779296875" w:firstLine="11.701507568359375"/>
+        <w:jc w:val="left"/>
+        <w:rPr>
+          <w:sz w:val="21.989999771118164"/>
+          <w:szCs w:val="21.989999771118164"/>
+        </w:rPr>
+      </w:pPr>
+      <w:r>
+        <w:rPr>
+          <w:rtl w:val="0"/>
+        </w:rPr>
       </w:r>
     </w:p>
     <w:p>
